--- a/Instructor/Copilot vs Claude - Instructor Notes.docx
+++ b/Instructor/Copilot vs Claude - Instructor Notes.docx
@@ -1285,7 +1285,7 @@
           <w:sz w:val="20"/>
           <w:szCs w:val="20"/>
         </w:rPr>
-        <w:t xml:space="preserve">Run through both demos at least once before the session. AI results vary between runs — know what range of outcomes to expect so you can narrate confidently.</w:t>
+        <w:t xml:space="preserve">Run through both demos at least once before the session. AI results vary between runs — know what range of outcomes to expect so you can narrate confidently. NOTE: The dataset now includes four intentional curveballs at the bottom: (1) a vendor typo (“Starbuks” instead of Starbucks), (2) a “team building event” at Marriott that could be Lodging, Meals, or Entertainment, (3) a negative-amount refund (Amazon return for -$67.30), and (4) a duplicate Delta Airlines flight that matches an earlier row. Use these during the categorization demo to show how each tool handles messy data. These rows are your best concrete examples for Principle 1 (always review AI output).</w:t>
       </w:r>
     </w:p>
     <w:p>
@@ -1471,7 +1471,7 @@
           <w:sz w:val="22"/>
           <w:szCs w:val="22"/>
         </w:rPr>
-        <w:t xml:space="preserve">Any ambiguous cases where the tools disagree — don’t judge right vs. wrong, just observe</w:t>
+        <w:t xml:space="preserve">Any ambiguous cases where the tools disagree — don’t judge right vs. wrong, just observe. Pay special attention to: the “Starbuks” typo (does the tool correct it?), the negative refund amount, the “team building event” (which category?), and the duplicate Delta flight</w:t>
       </w:r>
     </w:p>
     <w:p>
